--- a/public/assets/3ECA_Convocatoria2026.docx
+++ b/public/assets/3ECA_Convocatoria2026.docx
@@ -1,6 +1,6 @@
 
 <file path=word/document.xml><?xml version="1.0" encoding="utf-8"?>
-<w:document xmlns:wpc="http://schemas.microsoft.com/office/word/2010/wordprocessingCanvas" xmlns:cx="http://schemas.microsoft.com/office/drawing/2014/chartex" xmlns:cx1="http://schemas.microsoft.com/office/drawing/2015/9/8/chartex" xmlns:cx2="http://schemas.microsoft.com/office/drawing/2015/10/21/chartex" xmlns:cx3="http://schemas.microsoft.com/office/drawing/2016/5/9/chartex" xmlns:cx4="http://schemas.microsoft.com/office/drawing/2016/5/10/chartex" xmlns:cx5="http://schemas.microsoft.com/office/drawing/2016/5/11/chartex" xmlns:cx6="http://schemas.microsoft.com/office/drawing/2016/5/12/chartex" xmlns:cx7="http://schemas.microsoft.com/office/drawing/2016/5/13/chartex" xmlns:cx8="http://schemas.microsoft.com/office/drawing/2016/5/14/chartex" xmlns:mc="http://schemas.openxmlformats.org/markup-compatibility/2006" xmlns:aink="http://schemas.microsoft.com/office/drawing/2016/ink" xmlns:am3d="http://schemas.microsoft.com/office/drawing/2017/model3d" xmlns:o="urn:schemas-microsoft-com:office:office" xmlns:oel="http://schemas.microsoft.com/office/2019/extlst" xmlns:r="http://schemas.openxmlformats.org/officeDocument/2006/relationships" xmlns:m="http://schemas.openxmlformats.org/officeDocument/2006/math" xmlns:v="urn:schemas-microsoft-com:vml" xmlns:wp14="http://schemas.microsoft.com/office/word/2010/wordprocessingDrawing" xmlns:wp="http://schemas.openxmlformats.org/drawingml/2006/wordprocessingDrawing" xmlns:w10="urn:schemas-microsoft-com:office:word" xmlns:w="http://schemas.openxmlformats.org/wordprocessingml/2006/main" xmlns:w14="http://schemas.microsoft.com/office/word/2010/wordml" xmlns:w15="http://schemas.microsoft.com/office/word/2012/wordml" xmlns:w16cex="http://schemas.microsoft.com/office/word/2018/wordml/cex" xmlns:w16cid="http://schemas.microsoft.com/office/word/2016/wordml/cid" xmlns:w16="http://schemas.microsoft.com/office/word/2018/wordml" xmlns:w16du="http://schemas.microsoft.com/office/word/2023/wordml/word16du" xmlns:w16sdtdh="http://schemas.microsoft.com/office/word/2020/wordml/sdtdatahash" xmlns:w16sdtfl="http://schemas.microsoft.com/office/word/2024/wordml/sdtformatlock" xmlns:w16se="http://schemas.microsoft.com/office/word/2015/wordml/symex" xmlns:wpg="http://schemas.microsoft.com/office/word/2010/wordprocessingGroup" xmlns:wpi="http://schemas.microsoft.com/office/word/2010/wordprocessingInk" xmlns:wne="http://schemas.microsoft.com/office/word/2006/wordml" xmlns:wps="http://schemas.microsoft.com/office/word/2010/wordprocessingShape" mc:Ignorable="w14 w15 w16se w16cid w16 w16cex w16sdtdh w16sdtfl w16du wp14">
+<w:document xmlns:wpc="http://schemas.microsoft.com/office/word/2010/wordprocessingCanvas" xmlns:cx="http://schemas.microsoft.com/office/drawing/2014/chartex" xmlns:cx1="http://schemas.microsoft.com/office/drawing/2015/9/8/chartex" xmlns:cx2="http://schemas.microsoft.com/office/drawing/2015/10/21/chartex" xmlns:cx3="http://schemas.microsoft.com/office/drawing/2016/5/9/chartex" xmlns:cx4="http://schemas.microsoft.com/office/drawing/2016/5/10/chartex" xmlns:cx5="http://schemas.microsoft.com/office/drawing/2016/5/11/chartex" xmlns:cx6="http://schemas.microsoft.com/office/drawing/2016/5/12/chartex" xmlns:cx7="http://schemas.microsoft.com/office/drawing/2016/5/13/chartex" xmlns:cx8="http://schemas.microsoft.com/office/drawing/2016/5/14/chartex" xmlns:mc="http://schemas.openxmlformats.org/markup-compatibility/2006" xmlns:aink="http://schemas.microsoft.com/office/drawing/2016/ink" xmlns:am3d="http://schemas.microsoft.com/office/drawing/2017/model3d" xmlns:o="urn:schemas-microsoft-com:office:office" xmlns:oel="http://schemas.microsoft.com/office/2019/extlst" xmlns:r="http://schemas.openxmlformats.org/officeDocument/2006/relationships" xmlns:m="http://schemas.openxmlformats.org/officeDocument/2006/math" xmlns:v="urn:schemas-microsoft-com:vml" xmlns:wp14="http://schemas.microsoft.com/office/word/2010/wordprocessingDrawing" xmlns:wp="http://schemas.openxmlformats.org/drawingml/2006/wordprocessingDrawing" xmlns:w10="urn:schemas-microsoft-com:office:word" xmlns:w="http://schemas.openxmlformats.org/wordprocessingml/2006/main" xmlns:w14="http://schemas.microsoft.com/office/word/2010/wordml" xmlns:w15="http://schemas.microsoft.com/office/word/2012/wordml" xmlns:w16cex="http://schemas.microsoft.com/office/word/2018/wordml/cex" xmlns:w16cid="http://schemas.microsoft.com/office/word/2016/wordml/cid" xmlns:w16="http://schemas.microsoft.com/office/word/2018/wordml" xmlns:w16sdtdh="http://schemas.microsoft.com/office/word/2020/wordml/sdtdatahash" xmlns:w16se="http://schemas.microsoft.com/office/word/2015/wordml/symex" xmlns:wpg="http://schemas.microsoft.com/office/word/2010/wordprocessingGroup" xmlns:wpi="http://schemas.microsoft.com/office/word/2010/wordprocessingInk" xmlns:wne="http://schemas.microsoft.com/office/word/2006/wordml" xmlns:wps="http://schemas.microsoft.com/office/word/2010/wordprocessingShape" mc:Ignorable="w14 w15 w16se w16cid w16 w16cex w16sdtdh wp14">
   <w:body>
     <w:p>
       <w:pPr>
@@ -1247,7 +1247,21 @@
           <w:rFonts w:ascii="Arial" w:hAnsi="Arial" w:cs="Arial"/>
           <w:spacing w:val="-2"/>
         </w:rPr>
-        <w:t>Las actividades a desarrollar abordarán:</w:t>
+        <w:t xml:space="preserve">Las actividades </w:t>
+      </w:r>
+      <w:r>
+        <w:rPr>
+          <w:rFonts w:ascii="Arial" w:hAnsi="Arial" w:cs="Arial"/>
+          <w:spacing w:val="-2"/>
+        </w:rPr>
+        <w:t>que se desarrollarán</w:t>
+      </w:r>
+      <w:r>
+        <w:rPr>
+          <w:rFonts w:ascii="Arial" w:hAnsi="Arial" w:cs="Arial"/>
+          <w:spacing w:val="-2"/>
+        </w:rPr>
+        <w:t>:</w:t>
       </w:r>
     </w:p>
     <w:p>
@@ -1353,7 +1367,16 @@
           <w:sz w:val="24"/>
           <w:szCs w:val="24"/>
         </w:rPr>
-        <w:t>Visitas</w:t>
+        <w:t>Visita</w:t>
+      </w:r>
+      <w:r>
+        <w:rPr>
+          <w:rFonts w:ascii="Arial" w:hAnsi="Arial" w:cs="Arial"/>
+          <w:spacing w:val="-2"/>
+          <w:sz w:val="24"/>
+          <w:szCs w:val="24"/>
+        </w:rPr>
+        <w:t xml:space="preserve"> a la Fortaleza de San Carlos</w:t>
       </w:r>
     </w:p>
     <w:p>
@@ -1604,7 +1627,7 @@
           <w:sz w:val="24"/>
           <w:szCs w:val="24"/>
         </w:rPr>
-        <w:t>“Ciencia e innovación sustentable: Alianzas tecnológicas para transformar el desarrollo social</w:t>
+        <w:t>“Ciencia e innovación sustentable: Alianzas  tecnológicas para transformar el desarrollo social</w:t>
       </w:r>
       <w:r>
         <w:rPr>
@@ -2818,6 +2841,87 @@
     <w:p>
       <w:pPr>
         <w:pStyle w:val="Textoindependiente"/>
+        <w:jc w:val="both"/>
+        <w:rPr>
+          <w:rFonts w:ascii="Arial" w:hAnsi="Arial" w:cs="Arial"/>
+        </w:rPr>
+      </w:pPr>
+      <w:r>
+        <w:rPr>
+          <w:rFonts w:ascii="Arial" w:hAnsi="Arial" w:cs="Arial"/>
+        </w:rPr>
+        <w:t xml:space="preserve">Para poder participar en los cursos, un integrante del CA deberá </w:t>
+      </w:r>
+      <w:r>
+        <w:rPr>
+          <w:rFonts w:ascii="Arial" w:hAnsi="Arial" w:cs="Arial"/>
+        </w:rPr>
+        <w:t>registrar</w:t>
+      </w:r>
+      <w:r>
+        <w:rPr>
+          <w:rFonts w:ascii="Arial" w:hAnsi="Arial" w:cs="Arial"/>
+        </w:rPr>
+        <w:t xml:space="preserve"> su cartel</w:t>
+      </w:r>
+      <w:r>
+        <w:rPr>
+          <w:rFonts w:ascii="Arial" w:hAnsi="Arial" w:cs="Arial"/>
+        </w:rPr>
+        <w:t xml:space="preserve"> o</w:t>
+      </w:r>
+      <w:r>
+        <w:rPr>
+          <w:rFonts w:ascii="Arial" w:hAnsi="Arial" w:cs="Arial"/>
+        </w:rPr>
+        <w:t xml:space="preserve"> prototip</w:t>
+      </w:r>
+      <w:r>
+        <w:rPr>
+          <w:rFonts w:ascii="Arial" w:hAnsi="Arial" w:cs="Arial"/>
+        </w:rPr>
+        <w:t>o</w:t>
+      </w:r>
+      <w:r>
+        <w:rPr>
+          <w:rFonts w:ascii="Arial" w:hAnsi="Arial" w:cs="Arial"/>
+        </w:rPr>
+        <w:t xml:space="preserve"> y, posteriormente, esa misma persona deberá inscribir a los demás integrantes del CA en los cursos pr</w:t>
+      </w:r>
+      <w:r>
+        <w:rPr>
+          <w:rFonts w:ascii="Arial" w:hAnsi="Arial" w:cs="Arial"/>
+        </w:rPr>
+        <w:t>e</w:t>
+      </w:r>
+      <w:r>
+        <w:rPr>
+          <w:rFonts w:ascii="Arial" w:hAnsi="Arial" w:cs="Arial"/>
+        </w:rPr>
+        <w:t>-congreso.</w:t>
+      </w:r>
+      <w:r>
+        <w:rPr>
+          <w:rFonts w:ascii="Arial" w:hAnsi="Arial" w:cs="Arial"/>
+        </w:rPr>
+        <w:t xml:space="preserve"> Si está en proceso de registro el CA, mandar correo al evento para darle las indicaciones y pueda participar con el formato de Cartel especial.</w:t>
+      </w:r>
+    </w:p>
+    <w:p>
+      <w:pPr>
+        <w:pStyle w:val="Textoindependiente"/>
+        <w:rPr>
+          <w:rFonts w:ascii="Segoe UI" w:hAnsi="Segoe UI" w:cs="Segoe UI"/>
+          <w:color w:val="0F1115"/>
+          <w:sz w:val="11"/>
+          <w:szCs w:val="11"/>
+          <w:shd w:val="clear" w:color="auto" w:fill="FFFFFF"/>
+        </w:rPr>
+      </w:pPr>
+    </w:p>
+    <w:p>
+      <w:pPr>
+        <w:pStyle w:val="Textoindependiente"/>
         <w:rPr>
           <w:rFonts w:ascii="Arial" w:hAnsi="Arial" w:cs="Arial"/>
           <w:b/>
@@ -3299,58 +3403,12 @@
       <w:pPr>
         <w:pStyle w:val="Textoindependiente"/>
         <w:ind w:left="140"/>
-        <w:jc w:val="both"/>
-        <w:rPr>
-          <w:rFonts w:ascii="Arial" w:hAnsi="Arial" w:cs="Arial"/>
-        </w:rPr>
-      </w:pPr>
-      <w:r>
         <w:rPr>
           <w:rFonts w:ascii="Arial" w:hAnsi="Arial" w:cs="Arial"/>
           <w:b/>
           <w:bCs/>
-        </w:rPr>
-        <w:t xml:space="preserve">NOTA: </w:t>
-      </w:r>
-      <w:r>
-        <w:rPr>
-          <w:rFonts w:ascii="Arial" w:hAnsi="Arial" w:cs="Arial"/>
-        </w:rPr>
-        <w:t>Para inscribirse en estos cursos es necesario registrar antes su participación en Cartel</w:t>
-      </w:r>
-      <w:r>
-        <w:rPr>
-          <w:rFonts w:ascii="Arial" w:hAnsi="Arial" w:cs="Arial"/>
-        </w:rPr>
-        <w:t>,</w:t>
-      </w:r>
-      <w:r>
-        <w:rPr>
-          <w:rFonts w:ascii="Arial" w:hAnsi="Arial" w:cs="Arial"/>
-        </w:rPr>
-        <w:t xml:space="preserve"> Prototipo</w:t>
-      </w:r>
-      <w:r>
-        <w:rPr>
-          <w:rFonts w:ascii="Arial" w:hAnsi="Arial" w:cs="Arial"/>
-        </w:rPr>
-        <w:t xml:space="preserve"> o capítulo de libro</w:t>
-      </w:r>
-      <w:r>
-        <w:rPr>
-          <w:rFonts w:ascii="Arial" w:hAnsi="Arial" w:cs="Arial"/>
-        </w:rPr>
-        <w:t>.</w:t>
-      </w:r>
-    </w:p>
-    <w:p>
-      <w:pPr>
-        <w:pStyle w:val="Textoindependiente"/>
-        <w:ind w:left="140"/>
-        <w:rPr>
-          <w:rFonts w:ascii="Arial" w:hAnsi="Arial" w:cs="Arial"/>
-          <w:b/>
-          <w:bCs/>
+          <w:sz w:val="15"/>
+          <w:szCs w:val="15"/>
         </w:rPr>
       </w:pPr>
     </w:p>
@@ -3822,7 +3880,7 @@
           <w:rFonts w:ascii="Arial" w:hAnsi="Arial" w:cs="Arial"/>
           <w:sz w:val="24"/>
         </w:rPr>
-        <w:t>Procesos productivos energías renovables, electromovilidad y semiconductores.</w:t>
+        <w:t>Procesos productivos energías renovables, electromovilidad y semiconductores</w:t>
       </w:r>
     </w:p>
     <w:p>
@@ -3845,7 +3903,7 @@
           <w:rFonts w:ascii="Arial" w:hAnsi="Arial" w:cs="Arial"/>
           <w:sz w:val="24"/>
         </w:rPr>
-        <w:t>Medio Ambiente, Biotecnología y Sustentabilidad.</w:t>
+        <w:t>Medio Ambiente, Biotecnología y Sustentabilidad</w:t>
       </w:r>
     </w:p>
     <w:p>
@@ -3869,7 +3927,7 @@
           <w:rFonts w:ascii="Arial" w:hAnsi="Arial" w:cs="Arial"/>
           <w:sz w:val="24"/>
         </w:rPr>
-        <w:t>Sistema de Gestión Económico Administrativo y Sociedad.</w:t>
+        <w:t>Sistema de Gestión Económico Administrativo y Sociedad</w:t>
       </w:r>
     </w:p>
     <w:p>
@@ -3882,18 +3940,18 @@
         <w:tabs>
           <w:tab w:val="left" w:pos="860"/>
         </w:tabs>
-        <w:spacing w:before="0" w:line="304" w:lineRule="exact"/>
-        <w:rPr>
-          <w:rFonts w:ascii="Arial" w:hAnsi="Arial" w:cs="Arial"/>
-          <w:sz w:val="24"/>
-        </w:rPr>
-      </w:pPr>
-      <w:r>
-        <w:rPr>
-          <w:rFonts w:ascii="Arial" w:hAnsi="Arial" w:cs="Arial"/>
-          <w:sz w:val="24"/>
-        </w:rPr>
-        <w:t>Tecnología de la información y comunicación.</w:t>
+        <w:spacing w:before="2" w:line="304" w:lineRule="exact"/>
+        <w:rPr>
+          <w:rFonts w:ascii="Arial" w:hAnsi="Arial" w:cs="Arial"/>
+          <w:sz w:val="24"/>
+        </w:rPr>
+      </w:pPr>
+      <w:r>
+        <w:rPr>
+          <w:rFonts w:ascii="Arial" w:hAnsi="Arial" w:cs="Arial"/>
+          <w:sz w:val="24"/>
+        </w:rPr>
+        <w:t>Tecnología de la información y comunicación</w:t>
       </w:r>
     </w:p>
     <w:p>
@@ -3906,7 +3964,7 @@
         <w:tabs>
           <w:tab w:val="left" w:pos="860"/>
         </w:tabs>
-        <w:spacing w:before="2"/>
+        <w:spacing w:before="2" w:line="304" w:lineRule="exact"/>
         <w:rPr>
           <w:rFonts w:ascii="Arial" w:hAnsi="Arial" w:cs="Arial"/>
           <w:sz w:val="24"/>
@@ -4234,16 +4292,8 @@
           <w:rFonts w:ascii="Arial" w:hAnsi="Arial" w:cs="Arial"/>
           <w:sz w:val="24"/>
         </w:rPr>
-        <w:t>Innovación en Alimentos, Nutrición y Bienestar.</w:t>
-      </w:r>
-    </w:p>
-    <w:p>
-      <w:pPr>
-        <w:pStyle w:val="Ttulo1"/>
-        <w:rPr>
-          <w:rFonts w:ascii="Arial" w:hAnsi="Arial" w:cs="Arial"/>
-        </w:rPr>
-      </w:pPr>
+        <w:t>Innovación en Alimentos, Nutrición y Bienestar</w:t>
+      </w:r>
     </w:p>
     <w:p>
       <w:pPr>
@@ -4456,54 +4506,8 @@
       <w:r>
         <w:rPr>
           <w:rFonts w:ascii="Arial" w:hAnsi="Arial" w:cs="Arial"/>
-          <w:spacing w:val="-5"/>
-        </w:rPr>
-        <w:t xml:space="preserve"> </w:t>
-      </w:r>
-      <w:r>
-        <w:rPr>
-          <w:rFonts w:ascii="Arial" w:hAnsi="Arial" w:cs="Arial"/>
-        </w:rPr>
-        <w:t>Instituto</w:t>
-      </w:r>
-      <w:r>
-        <w:rPr>
-          <w:rFonts w:ascii="Arial" w:hAnsi="Arial" w:cs="Arial"/>
-          <w:spacing w:val="-9"/>
-        </w:rPr>
-        <w:t xml:space="preserve"> </w:t>
-      </w:r>
-      <w:r>
-        <w:rPr>
-          <w:rFonts w:ascii="Arial" w:hAnsi="Arial" w:cs="Arial"/>
-        </w:rPr>
-        <w:t>Tecnológico</w:t>
-      </w:r>
-      <w:r>
-        <w:rPr>
-          <w:rFonts w:ascii="Arial" w:hAnsi="Arial" w:cs="Arial"/>
-          <w:spacing w:val="-8"/>
-        </w:rPr>
-        <w:t xml:space="preserve"> Superior </w:t>
-      </w:r>
-      <w:r>
-        <w:rPr>
-          <w:rFonts w:ascii="Arial" w:hAnsi="Arial" w:cs="Arial"/>
-        </w:rPr>
-        <w:t>de</w:t>
-      </w:r>
-      <w:r>
-        <w:rPr>
-          <w:rFonts w:ascii="Arial" w:hAnsi="Arial" w:cs="Arial"/>
-          <w:spacing w:val="-8"/>
-        </w:rPr>
-        <w:t xml:space="preserve"> </w:t>
-      </w:r>
-      <w:r>
-        <w:rPr>
-          <w:rFonts w:ascii="Arial" w:hAnsi="Arial" w:cs="Arial"/>
-        </w:rPr>
-        <w:t>Perote</w:t>
+        </w:rPr>
+        <w:t xml:space="preserve"> Explanada del ITS Perote</w:t>
       </w:r>
     </w:p>
     <w:p>
@@ -4548,14 +4552,6 @@
         <w:ind w:right="3026"/>
         <w:rPr>
           <w:rFonts w:ascii="Arial" w:hAnsi="Arial" w:cs="Arial"/>
-        </w:rPr>
-      </w:pPr>
-    </w:p>
-    <w:p>
-      <w:pPr>
-        <w:pStyle w:val="Textoindependiente"/>
-        <w:rPr>
-          <w:sz w:val="20"/>
         </w:rPr>
       </w:pPr>
     </w:p>
@@ -5301,7 +5297,13 @@
         <w:rPr>
           <w:rFonts w:ascii="Arial" w:hAnsi="Arial" w:cs="Arial"/>
         </w:rPr>
-        <w:t xml:space="preserve">El día del evento, los autores deben llevar impreso el cartel en papel bond, para presentarlo ante el público y los evaluadores. </w:t>
+        <w:t>El día del evento, los autores deben llevar impreso el cartel en papel bond, para presentarlo ante el público y los evaluadores</w:t>
+      </w:r>
+      <w:r>
+        <w:rPr>
+          <w:rFonts w:ascii="Arial" w:hAnsi="Arial" w:cs="Arial"/>
+        </w:rPr>
+        <w:t>, en lugar y hora indicada.</w:t>
       </w:r>
     </w:p>
     <w:p>
@@ -5317,19 +5319,19 @@
         <w:rPr>
           <w:rFonts w:ascii="Arial" w:hAnsi="Arial" w:cs="Arial"/>
         </w:rPr>
-        <w:t>Las memorias del evento contarán con el sello editorial del Consejo</w:t>
-      </w:r>
-      <w:r>
-        <w:rPr>
-          <w:rFonts w:ascii="Arial" w:hAnsi="Arial" w:cs="Arial"/>
-        </w:rPr>
-        <w:t xml:space="preserve"> Veracruzano</w:t>
-      </w:r>
-      <w:r>
-        <w:rPr>
-          <w:rFonts w:ascii="Arial" w:hAnsi="Arial" w:cs="Arial"/>
-        </w:rPr>
-        <w:t xml:space="preserve"> de Investigación Científica y Desarrollo Tecnológico (COVEICYDET) y el Tecnológico Nacional de México/Instituto Tecnológico Superior de Xalapa </w:t>
+        <w:t xml:space="preserve">Las memorias del evento contarán con el sello editorial del Consejo </w:t>
+      </w:r>
+      <w:r>
+        <w:rPr>
+          <w:rFonts w:ascii="Arial" w:hAnsi="Arial" w:cs="Arial"/>
+        </w:rPr>
+        <w:t xml:space="preserve">Veracruzano </w:t>
+      </w:r>
+      <w:r>
+        <w:rPr>
+          <w:rFonts w:ascii="Arial" w:hAnsi="Arial" w:cs="Arial"/>
+        </w:rPr>
+        <w:t xml:space="preserve">de Investigación Científica y Desarrollo Tecnológico (COVEICYDET) y el Tecnológico Nacional de México/Instituto Tecnológico Superior de Xalapa </w:t>
       </w:r>
       <w:r>
         <w:rPr>
@@ -5360,7 +5362,19 @@
         <w:rPr>
           <w:rFonts w:ascii="Arial" w:hAnsi="Arial" w:cs="Arial"/>
         </w:rPr>
-        <w:t xml:space="preserve">Todos los formatos y plantillas para participar en alguna de las actividades se encuentran en el sitio: </w:t>
+        <w:t xml:space="preserve">Todos los formatos y plantillas </w:t>
+      </w:r>
+      <w:r>
+        <w:rPr>
+          <w:rFonts w:ascii="Arial" w:hAnsi="Arial" w:cs="Arial"/>
+        </w:rPr>
+        <w:t>de participación</w:t>
+      </w:r>
+      <w:r>
+        <w:rPr>
+          <w:rFonts w:ascii="Arial" w:hAnsi="Arial" w:cs="Arial"/>
+        </w:rPr>
+        <w:t xml:space="preserve"> en alguna de las actividades se encuentran en el sitio: </w:t>
       </w:r>
       <w:hyperlink r:id="rId8" w:history="1">
         <w:r>
@@ -5463,28 +5477,47 @@
         <w:jc w:val="both"/>
         <w:rPr>
           <w:rFonts w:ascii="Arial" w:hAnsi="Arial" w:cs="Arial"/>
-          <w:sz w:val="24"/>
-        </w:rPr>
-      </w:pPr>
-      <w:bookmarkStart w:id="0" w:name="OLE_LINK1"/>
-      <w:r>
-        <w:rPr>
-          <w:rFonts w:ascii="Arial" w:hAnsi="Arial" w:cs="Arial"/>
-          <w:sz w:val="24"/>
-        </w:rPr>
-        <w:t>Las imágenes que utiliza deberá subirlas a la plataforma en formato .png o .</w:t>
+          <w:szCs w:val="21"/>
+        </w:rPr>
+      </w:pPr>
+      <w:r>
+        <w:rPr>
+          <w:rFonts w:ascii="Arial" w:hAnsi="Arial" w:cs="Arial"/>
+          <w:sz w:val="24"/>
+        </w:rPr>
+        <w:t>Las imágenes utiliza</w:t>
+      </w:r>
+      <w:r>
+        <w:rPr>
+          <w:rFonts w:ascii="Arial" w:hAnsi="Arial" w:cs="Arial"/>
+          <w:sz w:val="24"/>
+        </w:rPr>
+        <w:t>das</w:t>
+      </w:r>
+      <w:r>
+        <w:rPr>
+          <w:rFonts w:ascii="Arial" w:hAnsi="Arial" w:cs="Arial"/>
+          <w:sz w:val="24"/>
+        </w:rPr>
+        <w:t xml:space="preserve"> deberá subirlas a la plataforma en formato .</w:t>
+      </w:r>
+      <w:r>
+        <w:rPr>
+          <w:rFonts w:ascii="Arial" w:hAnsi="Arial" w:cs="Arial"/>
+          <w:szCs w:val="21"/>
+        </w:rPr>
+        <w:t>png o .</w:t>
       </w:r>
       <w:proofErr w:type="spellStart"/>
       <w:r>
         <w:rPr>
           <w:rFonts w:ascii="Arial" w:hAnsi="Arial" w:cs="Arial"/>
-          <w:sz w:val="24"/>
+          <w:szCs w:val="21"/>
         </w:rPr>
         <w:t>jpg</w:t>
       </w:r>
       <w:proofErr w:type="spellEnd"/>
     </w:p>
-    <w:bookmarkEnd w:id="0"/>
     <w:p>
       <w:pPr>
         <w:pStyle w:val="Prrafodelista"/>
@@ -5531,6 +5564,14 @@
           <w:sz w:val="24"/>
         </w:rPr>
         <w:t xml:space="preserve"> </w:t>
+      </w:r>
+      <w:r>
+        <w:rPr>
+          <w:rFonts w:ascii="Arial" w:hAnsi="Arial" w:cs="Arial"/>
+          <w:spacing w:val="-4"/>
+          <w:sz w:val="24"/>
+        </w:rPr>
+        <w:t xml:space="preserve">únicamente </w:t>
       </w:r>
       <w:r>
         <w:rPr>
@@ -6120,17 +6161,23 @@
         <w:ind w:left="140"/>
         <w:rPr>
           <w:rFonts w:ascii="Arial" w:hAnsi="Arial" w:cs="Arial"/>
-        </w:rPr>
-      </w:pPr>
-      <w:r>
-        <w:rPr>
-          <w:rFonts w:ascii="Arial" w:hAnsi="Arial" w:cs="Arial"/>
+          <w:b/>
+          <w:bCs/>
+        </w:rPr>
+      </w:pPr>
+      <w:r>
+        <w:rPr>
+          <w:rFonts w:ascii="Arial" w:hAnsi="Arial" w:cs="Arial"/>
+          <w:b/>
+          <w:bCs/>
         </w:rPr>
         <w:t>Fechas</w:t>
       </w:r>
       <w:r>
         <w:rPr>
           <w:rFonts w:ascii="Arial" w:hAnsi="Arial" w:cs="Arial"/>
+          <w:b/>
+          <w:bCs/>
           <w:spacing w:val="-5"/>
         </w:rPr>
         <w:t xml:space="preserve"> </w:t>
@@ -6138,6 +6185,8 @@
       <w:r>
         <w:rPr>
           <w:rFonts w:ascii="Arial" w:hAnsi="Arial" w:cs="Arial"/>
+          <w:b/>
+          <w:bCs/>
           <w:spacing w:val="-2"/>
         </w:rPr>
         <w:t>importantes:</w:t>
@@ -6209,7 +6258,7 @@
           <w:rFonts w:ascii="Arial" w:hAnsi="Arial" w:cs="Arial"/>
           <w:sz w:val="24"/>
         </w:rPr>
-        <w:t>de</w:t>
+        <w:t>y</w:t>
       </w:r>
       <w:r>
         <w:rPr>
@@ -6239,7 +6288,14 @@
           <w:rFonts w:ascii="Arial" w:hAnsi="Arial" w:cs="Arial"/>
           <w:sz w:val="24"/>
         </w:rPr>
-        <w:t>hasta</w:t>
+        <w:t>H</w:t>
+      </w:r>
+      <w:r>
+        <w:rPr>
+          <w:rFonts w:ascii="Arial" w:hAnsi="Arial" w:cs="Arial"/>
+          <w:sz w:val="24"/>
+        </w:rPr>
+        <w:t>asta</w:t>
       </w:r>
       <w:r>
         <w:rPr>
@@ -6499,6 +6555,36 @@
         </w:tabs>
         <w:rPr>
           <w:rFonts w:ascii="Arial" w:hAnsi="Arial" w:cs="Arial"/>
+          <w:sz w:val="24"/>
+        </w:rPr>
+      </w:pPr>
+    </w:p>
+    <w:p>
+      <w:pPr>
+        <w:tabs>
+          <w:tab w:val="left" w:pos="860"/>
+        </w:tabs>
+        <w:rPr>
+          <w:sz w:val="24"/>
+        </w:rPr>
+      </w:pPr>
+    </w:p>
+    <w:p>
+      <w:pPr>
+        <w:tabs>
+          <w:tab w:val="left" w:pos="860"/>
+        </w:tabs>
+        <w:rPr>
+          <w:sz w:val="24"/>
+        </w:rPr>
+      </w:pPr>
+    </w:p>
+    <w:p>
+      <w:pPr>
+        <w:tabs>
+          <w:tab w:val="left" w:pos="860"/>
+        </w:tabs>
+        <w:rPr>
           <w:sz w:val="24"/>
         </w:rPr>
       </w:pPr>
@@ -7235,7 +7321,13 @@
         <w:rPr>
           <w:rFonts w:ascii="Arial" w:hAnsi="Arial" w:cs="Arial"/>
         </w:rPr>
-        <w:t>doble carta y será responsabilidad del ponente llevar dicho documento impreso al inicio del evento, así como el prototipo operando.</w:t>
+        <w:t>doble carta y será responsabilidad del ponente llevar dicho documento impreso al inicio del evento, así como el prototipo operando</w:t>
+      </w:r>
+      <w:r>
+        <w:rPr>
+          <w:rFonts w:ascii="Arial" w:hAnsi="Arial" w:cs="Arial"/>
+        </w:rPr>
+        <w:t xml:space="preserve"> para su exposición en el lugar y hora indicadas.</w:t>
       </w:r>
     </w:p>
     <w:p>
@@ -8660,7 +8752,19 @@
         <w:rPr>
           <w:rFonts w:ascii="Arial" w:hAnsi="Arial" w:cs="Arial"/>
         </w:rPr>
-        <w:t xml:space="preserve">Se ofertan 4 talleres con valor curricular de 30 </w:t>
+        <w:t xml:space="preserve">Se ofertan </w:t>
+      </w:r>
+      <w:r>
+        <w:rPr>
+          <w:rFonts w:ascii="Arial" w:hAnsi="Arial" w:cs="Arial"/>
+        </w:rPr>
+        <w:t>5</w:t>
+      </w:r>
+      <w:r>
+        <w:rPr>
+          <w:rFonts w:ascii="Arial" w:hAnsi="Arial" w:cs="Arial"/>
+        </w:rPr>
+        <w:t xml:space="preserve"> talleres con valor curricular de 30 </w:t>
       </w:r>
       <w:proofErr w:type="spellStart"/>
       <w:r>
@@ -8856,6 +8960,24 @@
           </w:p>
           <w:p>
             <w:pPr>
+              <w:rPr>
+                <w:rFonts w:ascii="Arial" w:hAnsi="Arial" w:cs="Arial"/>
+                <w:b/>
+                <w:bCs/>
+              </w:rPr>
+            </w:pPr>
+          </w:p>
+          <w:p>
+            <w:pPr>
+              <w:rPr>
+                <w:rFonts w:ascii="Arial" w:hAnsi="Arial" w:cs="Arial"/>
+                <w:b/>
+                <w:bCs/>
+              </w:rPr>
+            </w:pPr>
+          </w:p>
+          <w:p>
+            <w:pPr>
               <w:jc w:val="center"/>
               <w:rPr>
                 <w:rFonts w:ascii="Arial" w:hAnsi="Arial" w:cs="Arial"/>
@@ -8945,6 +9067,7 @@
               <w:t xml:space="preserve">Mtro. José Clemente </w:t>
             </w:r>
             <w:proofErr w:type="spellStart"/>
+            <w:proofErr w:type="gramStart"/>
             <w:r>
               <w:rPr>
                 <w:rFonts w:ascii="Arial" w:hAnsi="Arial" w:cs="Arial"/>
@@ -8956,7 +9079,14 @@
               <w:rPr>
                 <w:rFonts w:ascii="Arial" w:hAnsi="Arial" w:cs="Arial"/>
               </w:rPr>
-              <w:t>./SINTÉRGICA IA</w:t>
+              <w:t>./</w:t>
+            </w:r>
+            <w:proofErr w:type="gramEnd"/>
+            <w:r>
+              <w:rPr>
+                <w:rFonts w:ascii="Arial" w:hAnsi="Arial" w:cs="Arial"/>
+              </w:rPr>
+              <w:t>SINTÉRGICA IA</w:t>
             </w:r>
           </w:p>
         </w:tc>
@@ -9080,6 +9210,99 @@
           </w:p>
         </w:tc>
       </w:tr>
+      <w:tr>
+        <w:tc>
+          <w:tcPr>
+            <w:tcW w:w="4390" w:type="dxa"/>
+          </w:tcPr>
+          <w:p>
+            <w:pPr>
+              <w:rPr>
+                <w:rFonts w:ascii="Arial" w:hAnsi="Arial" w:cs="Arial"/>
+              </w:rPr>
+            </w:pPr>
+            <w:r>
+              <w:rPr>
+                <w:rFonts w:ascii="Arial" w:hAnsi="Arial" w:cs="Arial"/>
+              </w:rPr>
+              <w:t>Asesoramiento y conformaci</w:t>
+            </w:r>
+            <w:r>
+              <w:rPr>
+                <w:rFonts w:ascii="Arial" w:hAnsi="Arial" w:cs="Arial"/>
+              </w:rPr>
+              <w:t>ó</w:t>
+            </w:r>
+            <w:r>
+              <w:rPr>
+                <w:rFonts w:ascii="Arial" w:hAnsi="Arial" w:cs="Arial"/>
+              </w:rPr>
+              <w:t>n de los nodos de impulso a la economía social y solidaria (</w:t>
+            </w:r>
+            <w:proofErr w:type="spellStart"/>
+            <w:r>
+              <w:rPr>
+                <w:rFonts w:ascii="Arial" w:hAnsi="Arial" w:cs="Arial"/>
+              </w:rPr>
+              <w:t>Nodess</w:t>
+            </w:r>
+            <w:proofErr w:type="spellEnd"/>
+            <w:r>
+              <w:rPr>
+                <w:rFonts w:ascii="Arial" w:hAnsi="Arial" w:cs="Arial"/>
+              </w:rPr>
+              <w:t>)</w:t>
+            </w:r>
+          </w:p>
+        </w:tc>
+        <w:tc>
+          <w:tcPr>
+            <w:tcW w:w="1495" w:type="dxa"/>
+            <w:vMerge/>
+          </w:tcPr>
+          <w:p>
+            <w:pPr>
+              <w:rPr>
+                <w:rFonts w:ascii="Arial" w:hAnsi="Arial" w:cs="Arial"/>
+                <w:b/>
+                <w:bCs/>
+              </w:rPr>
+            </w:pPr>
+          </w:p>
+        </w:tc>
+        <w:tc>
+          <w:tcPr>
+            <w:tcW w:w="2943" w:type="dxa"/>
+          </w:tcPr>
+          <w:p>
+            <w:pPr>
+              <w:rPr>
+                <w:rFonts w:ascii="Arial" w:hAnsi="Arial" w:cs="Arial"/>
+              </w:rPr>
+            </w:pPr>
+            <w:r>
+              <w:rPr>
+                <w:rFonts w:ascii="Arial" w:hAnsi="Arial" w:cs="Arial"/>
+              </w:rPr>
+              <w:t xml:space="preserve">Dra. </w:t>
+            </w:r>
+            <w:proofErr w:type="spellStart"/>
+            <w:r>
+              <w:rPr>
+                <w:rFonts w:ascii="Arial" w:hAnsi="Arial" w:cs="Arial"/>
+              </w:rPr>
+              <w:t>Jacel</w:t>
+            </w:r>
+            <w:proofErr w:type="spellEnd"/>
+            <w:r>
+              <w:rPr>
+                <w:rFonts w:ascii="Arial" w:hAnsi="Arial" w:cs="Arial"/>
+              </w:rPr>
+              <w:t xml:space="preserve"> Adame García/ITUG</w:t>
+            </w:r>
+          </w:p>
+        </w:tc>
+      </w:tr>
     </w:tbl>
     <w:p>
       <w:pPr>
@@ -9431,14 +9654,6 @@
                                   <w:sz w:val="24"/>
                                 </w:rPr>
                                 <w:t>"</w:t>
-                              </w:r>
-                              <w:r>
-                                <w:rPr>
-                                  <w:rFonts w:ascii="Arial" w:eastAsia="Times New Roman" w:hAnsi="Arial" w:cs="Arial"/>
-                                  <w:color w:val="000000"/>
-                                  <w:lang w:eastAsia="es-MX"/>
-                                </w:rPr>
-                                <w:t xml:space="preserve"> </w:t>
                               </w:r>
                               <w:r>
                                 <w:rPr>
@@ -9545,14 +9760,6 @@
                         </w:r>
                         <w:r>
                           <w:rPr>
-                            <w:rFonts w:ascii="Arial" w:eastAsia="Times New Roman" w:hAnsi="Arial" w:cs="Arial"/>
-                            <w:color w:val="000000"/>
-                            <w:lang w:eastAsia="es-MX"/>
-                          </w:rPr>
-                          <w:t xml:space="preserve"> </w:t>
-                        </w:r>
-                        <w:r>
-                          <w:rPr>
                             <w:rFonts w:ascii="Arial" w:hAnsi="Arial" w:cs="Arial"/>
                             <w:b/>
                             <w:sz w:val="24"/>
@@ -9657,7 +9864,7 @@
       <w:pPr>
         <w:pStyle w:val="Textoindependiente"/>
         <w:spacing w:before="278"/>
-        <w:ind w:right="1"/>
+        <w:ind w:left="140" w:right="1"/>
         <w:jc w:val="both"/>
       </w:pPr>
     </w:p>
@@ -9665,7 +9872,6 @@
       <w:pPr>
         <w:pStyle w:val="Textoindependiente"/>
         <w:spacing w:before="292"/>
-        <w:ind w:left="140"/>
         <w:rPr>
           <w:rFonts w:ascii="Arial" w:hAnsi="Arial" w:cs="Arial"/>
           <w:b/>
@@ -9726,7 +9932,21 @@
           <w:rFonts w:ascii="Arial" w:hAnsi="Arial" w:cs="Arial"/>
           <w:sz w:val="24"/>
         </w:rPr>
-        <w:t>Se considerarán trabajos para su publicación aquellos que no hayan sido publicados y que no se encuentren sometidos a dictamen en otros medios.</w:t>
+        <w:t xml:space="preserve">Se considerarán para su publicación aquellos </w:t>
+      </w:r>
+      <w:r>
+        <w:rPr>
+          <w:rFonts w:ascii="Arial" w:hAnsi="Arial" w:cs="Arial"/>
+          <w:sz w:val="24"/>
+        </w:rPr>
+        <w:t xml:space="preserve">trabajos </w:t>
+      </w:r>
+      <w:r>
+        <w:rPr>
+          <w:rFonts w:ascii="Arial" w:hAnsi="Arial" w:cs="Arial"/>
+          <w:sz w:val="24"/>
+        </w:rPr>
+        <w:t>que no hayan sido publicados y que no se encuentren sometidos a dictamen en otros medios.</w:t>
       </w:r>
     </w:p>
     <w:p>
@@ -10182,7 +10402,14 @@
           <w:rFonts w:ascii="Arial" w:hAnsi="Arial" w:cs="Arial"/>
           <w:sz w:val="24"/>
         </w:rPr>
-        <w:t>ciego,</w:t>
+        <w:t>ciego</w:t>
+      </w:r>
+      <w:r>
+        <w:rPr>
+          <w:rFonts w:ascii="Arial" w:hAnsi="Arial" w:cs="Arial"/>
+          <w:sz w:val="24"/>
+        </w:rPr>
+        <w:t>;</w:t>
       </w:r>
       <w:r>
         <w:rPr>
@@ -10840,7 +11067,7 @@
         <w:rPr>
           <w:rFonts w:ascii="Arial" w:hAnsi="Arial" w:cs="Arial"/>
         </w:rPr>
-        <w:t>resumen en extenso</w:t>
+        <w:t>extenso</w:t>
       </w:r>
       <w:r>
         <w:rPr>
@@ -10852,6 +11079,13 @@
       <w:r>
         <w:rPr>
           <w:rFonts w:ascii="Arial" w:hAnsi="Arial" w:cs="Arial"/>
+          <w:spacing w:val="-7"/>
+        </w:rPr>
+        <w:t xml:space="preserve">de capítulo </w:t>
+      </w:r>
+      <w:r>
+        <w:rPr>
+          <w:rFonts w:ascii="Arial" w:hAnsi="Arial" w:cs="Arial"/>
         </w:rPr>
         <w:t>deberá</w:t>
       </w:r>
@@ -10866,7 +11100,7 @@
         <w:rPr>
           <w:rFonts w:ascii="Arial" w:hAnsi="Arial" w:cs="Arial"/>
         </w:rPr>
-        <w:t>subirlo a la plataforma del evento, bajo el nombre de: 3ECA_institución_1er. Apellido del autor_2º. apellido del autor principal. Ejemplo: 3ECA_ITSX_</w:t>
+        <w:t>subirlo a la plataforma, bajo el nombre de: 3ECA_institución_1er. Apellido del autor_2º. apellido del autor principal. Ejemplo: 3ECA_ITSX_</w:t>
       </w:r>
       <w:r>
         <w:rPr>
@@ -11124,7 +11358,7 @@
     <w:sectPr>
       <w:headerReference w:type="default" r:id="rId13"/>
       <w:pgSz w:w="12240" w:h="15840"/>
-      <w:pgMar w:top="1417" w:right="1701" w:bottom="1417" w:left="1701" w:header="708" w:footer="708" w:gutter="0"/>
+      <w:pgMar w:top="1417" w:right="1325" w:bottom="1417" w:left="1701" w:header="708" w:footer="708" w:gutter="0"/>
       <w:cols w:space="708"/>
       <w:docGrid w:linePitch="360"/>
     </w:sectPr>
@@ -11133,7 +11367,7 @@
 </file>
 
 <file path=word/endnotes.xml><?xml version="1.0" encoding="utf-8"?>
-<w:endnotes xmlns:wpc="http://schemas.microsoft.com/office/word/2010/wordprocessingCanvas" xmlns:cx="http://schemas.microsoft.com/office/drawing/2014/chartex" xmlns:cx1="http://schemas.microsoft.com/office/drawing/2015/9/8/chartex" xmlns:cx2="http://schemas.microsoft.com/office/drawing/2015/10/21/chartex" xmlns:cx3="http://schemas.microsoft.com/office/drawing/2016/5/9/chartex" xmlns:cx4="http://schemas.microsoft.com/office/drawing/2016/5/10/chartex" xmlns:cx5="http://schemas.microsoft.com/office/drawing/2016/5/11/chartex" xmlns:cx6="http://schemas.microsoft.com/office/drawing/2016/5/12/chartex" xmlns:cx7="http://schemas.microsoft.com/office/drawing/2016/5/13/chartex" xmlns:cx8="http://schemas.microsoft.com/office/drawing/2016/5/14/chartex" xmlns:mc="http://schemas.openxmlformats.org/markup-compatibility/2006" xmlns:aink="http://schemas.microsoft.com/office/drawing/2016/ink" xmlns:am3d="http://schemas.microsoft.com/office/drawing/2017/model3d" xmlns:o="urn:schemas-microsoft-com:office:office" xmlns:oel="http://schemas.microsoft.com/office/2019/extlst" xmlns:r="http://schemas.openxmlformats.org/officeDocument/2006/relationships" xmlns:m="http://schemas.openxmlformats.org/officeDocument/2006/math" xmlns:v="urn:schemas-microsoft-com:vml" xmlns:wp14="http://schemas.microsoft.com/office/word/2010/wordprocessingDrawing" xmlns:wp="http://schemas.openxmlformats.org/drawingml/2006/wordprocessingDrawing" xmlns:w10="urn:schemas-microsoft-com:office:word" xmlns:w="http://schemas.openxmlformats.org/wordprocessingml/2006/main" xmlns:w14="http://schemas.microsoft.com/office/word/2010/wordml" xmlns:w15="http://schemas.microsoft.com/office/word/2012/wordml" xmlns:w16cex="http://schemas.microsoft.com/office/word/2018/wordml/cex" xmlns:w16cid="http://schemas.microsoft.com/office/word/2016/wordml/cid" xmlns:w16="http://schemas.microsoft.com/office/word/2018/wordml" xmlns:w16du="http://schemas.microsoft.com/office/word/2023/wordml/word16du" xmlns:w16sdtdh="http://schemas.microsoft.com/office/word/2020/wordml/sdtdatahash" xmlns:w16sdtfl="http://schemas.microsoft.com/office/word/2024/wordml/sdtformatlock" xmlns:w16se="http://schemas.microsoft.com/office/word/2015/wordml/symex" xmlns:wpg="http://schemas.microsoft.com/office/word/2010/wordprocessingGroup" xmlns:wpi="http://schemas.microsoft.com/office/word/2010/wordprocessingInk" xmlns:wne="http://schemas.microsoft.com/office/word/2006/wordml" xmlns:wps="http://schemas.microsoft.com/office/word/2010/wordprocessingShape" mc:Ignorable="w14 w15 w16se w16cid w16 w16cex w16sdtdh w16sdtfl w16du wp14">
+<w:endnotes xmlns:wpc="http://schemas.microsoft.com/office/word/2010/wordprocessingCanvas" xmlns:cx="http://schemas.microsoft.com/office/drawing/2014/chartex" xmlns:cx1="http://schemas.microsoft.com/office/drawing/2015/9/8/chartex" xmlns:cx2="http://schemas.microsoft.com/office/drawing/2015/10/21/chartex" xmlns:cx3="http://schemas.microsoft.com/office/drawing/2016/5/9/chartex" xmlns:cx4="http://schemas.microsoft.com/office/drawing/2016/5/10/chartex" xmlns:cx5="http://schemas.microsoft.com/office/drawing/2016/5/11/chartex" xmlns:cx6="http://schemas.microsoft.com/office/drawing/2016/5/12/chartex" xmlns:cx7="http://schemas.microsoft.com/office/drawing/2016/5/13/chartex" xmlns:cx8="http://schemas.microsoft.com/office/drawing/2016/5/14/chartex" xmlns:mc="http://schemas.openxmlformats.org/markup-compatibility/2006" xmlns:aink="http://schemas.microsoft.com/office/drawing/2016/ink" xmlns:am3d="http://schemas.microsoft.com/office/drawing/2017/model3d" xmlns:o="urn:schemas-microsoft-com:office:office" xmlns:oel="http://schemas.microsoft.com/office/2019/extlst" xmlns:r="http://schemas.openxmlformats.org/officeDocument/2006/relationships" xmlns:m="http://schemas.openxmlformats.org/officeDocument/2006/math" xmlns:v="urn:schemas-microsoft-com:vml" xmlns:wp14="http://schemas.microsoft.com/office/word/2010/wordprocessingDrawing" xmlns:wp="http://schemas.openxmlformats.org/drawingml/2006/wordprocessingDrawing" xmlns:w10="urn:schemas-microsoft-com:office:word" xmlns:w="http://schemas.openxmlformats.org/wordprocessingml/2006/main" xmlns:w14="http://schemas.microsoft.com/office/word/2010/wordml" xmlns:w15="http://schemas.microsoft.com/office/word/2012/wordml" xmlns:w16cex="http://schemas.microsoft.com/office/word/2018/wordml/cex" xmlns:w16cid="http://schemas.microsoft.com/office/word/2016/wordml/cid" xmlns:w16="http://schemas.microsoft.com/office/word/2018/wordml" xmlns:w16sdtdh="http://schemas.microsoft.com/office/word/2020/wordml/sdtdatahash" xmlns:w16se="http://schemas.microsoft.com/office/word/2015/wordml/symex" xmlns:wpg="http://schemas.microsoft.com/office/word/2010/wordprocessingGroup" xmlns:wpi="http://schemas.microsoft.com/office/word/2010/wordprocessingInk" xmlns:wne="http://schemas.microsoft.com/office/word/2006/wordml" xmlns:wps="http://schemas.microsoft.com/office/word/2010/wordprocessingShape" mc:Ignorable="w14 w15 w16se w16cid w16 w16cex w16sdtdh wp14">
   <w:endnote w:type="separator" w:id="-1">
     <w:p>
       <w:r>
@@ -11152,7 +11386,7 @@
 </file>
 
 <file path=word/footnotes.xml><?xml version="1.0" encoding="utf-8"?>
-<w:footnotes xmlns:wpc="http://schemas.microsoft.com/office/word/2010/wordprocessingCanvas" xmlns:cx="http://schemas.microsoft.com/office/drawing/2014/chartex" xmlns:cx1="http://schemas.microsoft.com/office/drawing/2015/9/8/chartex" xmlns:cx2="http://schemas.microsoft.com/office/drawing/2015/10/21/chartex" xmlns:cx3="http://schemas.microsoft.com/office/drawing/2016/5/9/chartex" xmlns:cx4="http://schemas.microsoft.com/office/drawing/2016/5/10/chartex" xmlns:cx5="http://schemas.microsoft.com/office/drawing/2016/5/11/chartex" xmlns:cx6="http://schemas.microsoft.com/office/drawing/2016/5/12/chartex" xmlns:cx7="http://schemas.microsoft.com/office/drawing/2016/5/13/chartex" xmlns:cx8="http://schemas.microsoft.com/office/drawing/2016/5/14/chartex" xmlns:mc="http://schemas.openxmlformats.org/markup-compatibility/2006" xmlns:aink="http://schemas.microsoft.com/office/drawing/2016/ink" xmlns:am3d="http://schemas.microsoft.com/office/drawing/2017/model3d" xmlns:o="urn:schemas-microsoft-com:office:office" xmlns:oel="http://schemas.microsoft.com/office/2019/extlst" xmlns:r="http://schemas.openxmlformats.org/officeDocument/2006/relationships" xmlns:m="http://schemas.openxmlformats.org/officeDocument/2006/math" xmlns:v="urn:schemas-microsoft-com:vml" xmlns:wp14="http://schemas.microsoft.com/office/word/2010/wordprocessingDrawing" xmlns:wp="http://schemas.openxmlformats.org/drawingml/2006/wordprocessingDrawing" xmlns:w10="urn:schemas-microsoft-com:office:word" xmlns:w="http://schemas.openxmlformats.org/wordprocessingml/2006/main" xmlns:w14="http://schemas.microsoft.com/office/word/2010/wordml" xmlns:w15="http://schemas.microsoft.com/office/word/2012/wordml" xmlns:w16cex="http://schemas.microsoft.com/office/word/2018/wordml/cex" xmlns:w16cid="http://schemas.microsoft.com/office/word/2016/wordml/cid" xmlns:w16="http://schemas.microsoft.com/office/word/2018/wordml" xmlns:w16du="http://schemas.microsoft.com/office/word/2023/wordml/word16du" xmlns:w16sdtdh="http://schemas.microsoft.com/office/word/2020/wordml/sdtdatahash" xmlns:w16sdtfl="http://schemas.microsoft.com/office/word/2024/wordml/sdtformatlock" xmlns:w16se="http://schemas.microsoft.com/office/word/2015/wordml/symex" xmlns:wpg="http://schemas.microsoft.com/office/word/2010/wordprocessingGroup" xmlns:wpi="http://schemas.microsoft.com/office/word/2010/wordprocessingInk" xmlns:wne="http://schemas.microsoft.com/office/word/2006/wordml" xmlns:wps="http://schemas.microsoft.com/office/word/2010/wordprocessingShape" mc:Ignorable="w14 w15 w16se w16cid w16 w16cex w16sdtdh w16sdtfl w16du wp14">
+<w:footnotes xmlns:wpc="http://schemas.microsoft.com/office/word/2010/wordprocessingCanvas" xmlns:cx="http://schemas.microsoft.com/office/drawing/2014/chartex" xmlns:cx1="http://schemas.microsoft.com/office/drawing/2015/9/8/chartex" xmlns:cx2="http://schemas.microsoft.com/office/drawing/2015/10/21/chartex" xmlns:cx3="http://schemas.microsoft.com/office/drawing/2016/5/9/chartex" xmlns:cx4="http://schemas.microsoft.com/office/drawing/2016/5/10/chartex" xmlns:cx5="http://schemas.microsoft.com/office/drawing/2016/5/11/chartex" xmlns:cx6="http://schemas.microsoft.com/office/drawing/2016/5/12/chartex" xmlns:cx7="http://schemas.microsoft.com/office/drawing/2016/5/13/chartex" xmlns:cx8="http://schemas.microsoft.com/office/drawing/2016/5/14/chartex" xmlns:mc="http://schemas.openxmlformats.org/markup-compatibility/2006" xmlns:aink="http://schemas.microsoft.com/office/drawing/2016/ink" xmlns:am3d="http://schemas.microsoft.com/office/drawing/2017/model3d" xmlns:o="urn:schemas-microsoft-com:office:office" xmlns:oel="http://schemas.microsoft.com/office/2019/extlst" xmlns:r="http://schemas.openxmlformats.org/officeDocument/2006/relationships" xmlns:m="http://schemas.openxmlformats.org/officeDocument/2006/math" xmlns:v="urn:schemas-microsoft-com:vml" xmlns:wp14="http://schemas.microsoft.com/office/word/2010/wordprocessingDrawing" xmlns:wp="http://schemas.openxmlformats.org/drawingml/2006/wordprocessingDrawing" xmlns:w10="urn:schemas-microsoft-com:office:word" xmlns:w="http://schemas.openxmlformats.org/wordprocessingml/2006/main" xmlns:w14="http://schemas.microsoft.com/office/word/2010/wordml" xmlns:w15="http://schemas.microsoft.com/office/word/2012/wordml" xmlns:w16cex="http://schemas.microsoft.com/office/word/2018/wordml/cex" xmlns:w16cid="http://schemas.microsoft.com/office/word/2016/wordml/cid" xmlns:w16="http://schemas.microsoft.com/office/word/2018/wordml" xmlns:w16sdtdh="http://schemas.microsoft.com/office/word/2020/wordml/sdtdatahash" xmlns:w16se="http://schemas.microsoft.com/office/word/2015/wordml/symex" xmlns:wpg="http://schemas.microsoft.com/office/word/2010/wordprocessingGroup" xmlns:wpi="http://schemas.microsoft.com/office/word/2010/wordprocessingInk" xmlns:wne="http://schemas.microsoft.com/office/word/2006/wordml" xmlns:wps="http://schemas.microsoft.com/office/word/2010/wordprocessingShape" mc:Ignorable="w14 w15 w16se w16cid w16 w16cex w16sdtdh wp14">
   <w:footnote w:type="separator" w:id="-1">
     <w:p>
       <w:r>
@@ -11171,7 +11405,7 @@
 </file>
 
 <file path=word/header1.xml><?xml version="1.0" encoding="utf-8"?>
-<w:hdr xmlns:wpc="http://schemas.microsoft.com/office/word/2010/wordprocessingCanvas" xmlns:cx="http://schemas.microsoft.com/office/drawing/2014/chartex" xmlns:cx1="http://schemas.microsoft.com/office/drawing/2015/9/8/chartex" xmlns:cx2="http://schemas.microsoft.com/office/drawing/2015/10/21/chartex" xmlns:cx3="http://schemas.microsoft.com/office/drawing/2016/5/9/chartex" xmlns:cx4="http://schemas.microsoft.com/office/drawing/2016/5/10/chartex" xmlns:cx5="http://schemas.microsoft.com/office/drawing/2016/5/11/chartex" xmlns:cx6="http://schemas.microsoft.com/office/drawing/2016/5/12/chartex" xmlns:cx7="http://schemas.microsoft.com/office/drawing/2016/5/13/chartex" xmlns:cx8="http://schemas.microsoft.com/office/drawing/2016/5/14/chartex" xmlns:mc="http://schemas.openxmlformats.org/markup-compatibility/2006" xmlns:aink="http://schemas.microsoft.com/office/drawing/2016/ink" xmlns:am3d="http://schemas.microsoft.com/office/drawing/2017/model3d" xmlns:o="urn:schemas-microsoft-com:office:office" xmlns:oel="http://schemas.microsoft.com/office/2019/extlst" xmlns:r="http://schemas.openxmlformats.org/officeDocument/2006/relationships" xmlns:m="http://schemas.openxmlformats.org/officeDocument/2006/math" xmlns:v="urn:schemas-microsoft-com:vml" xmlns:wp14="http://schemas.microsoft.com/office/word/2010/wordprocessingDrawing" xmlns:wp="http://schemas.openxmlformats.org/drawingml/2006/wordprocessingDrawing" xmlns:w10="urn:schemas-microsoft-com:office:word" xmlns:w="http://schemas.openxmlformats.org/wordprocessingml/2006/main" xmlns:w14="http://schemas.microsoft.com/office/word/2010/wordml" xmlns:w15="http://schemas.microsoft.com/office/word/2012/wordml" xmlns:w16cex="http://schemas.microsoft.com/office/word/2018/wordml/cex" xmlns:w16cid="http://schemas.microsoft.com/office/word/2016/wordml/cid" xmlns:w16="http://schemas.microsoft.com/office/word/2018/wordml" xmlns:w16du="http://schemas.microsoft.com/office/word/2023/wordml/word16du" xmlns:w16sdtdh="http://schemas.microsoft.com/office/word/2020/wordml/sdtdatahash" xmlns:w16sdtfl="http://schemas.microsoft.com/office/word/2024/wordml/sdtformatlock" xmlns:w16se="http://schemas.microsoft.com/office/word/2015/wordml/symex" xmlns:wpg="http://schemas.microsoft.com/office/word/2010/wordprocessingGroup" xmlns:wpi="http://schemas.microsoft.com/office/word/2010/wordprocessingInk" xmlns:wne="http://schemas.microsoft.com/office/word/2006/wordml" xmlns:wps="http://schemas.microsoft.com/office/word/2010/wordprocessingShape" mc:Ignorable="w14 w15 w16se w16cid w16 w16cex w16sdtdh w16sdtfl w16du wp14">
+<w:hdr xmlns:wpc="http://schemas.microsoft.com/office/word/2010/wordprocessingCanvas" xmlns:cx="http://schemas.microsoft.com/office/drawing/2014/chartex" xmlns:cx1="http://schemas.microsoft.com/office/drawing/2015/9/8/chartex" xmlns:cx2="http://schemas.microsoft.com/office/drawing/2015/10/21/chartex" xmlns:cx3="http://schemas.microsoft.com/office/drawing/2016/5/9/chartex" xmlns:cx4="http://schemas.microsoft.com/office/drawing/2016/5/10/chartex" xmlns:cx5="http://schemas.microsoft.com/office/drawing/2016/5/11/chartex" xmlns:cx6="http://schemas.microsoft.com/office/drawing/2016/5/12/chartex" xmlns:cx7="http://schemas.microsoft.com/office/drawing/2016/5/13/chartex" xmlns:cx8="http://schemas.microsoft.com/office/drawing/2016/5/14/chartex" xmlns:mc="http://schemas.openxmlformats.org/markup-compatibility/2006" xmlns:aink="http://schemas.microsoft.com/office/drawing/2016/ink" xmlns:am3d="http://schemas.microsoft.com/office/drawing/2017/model3d" xmlns:o="urn:schemas-microsoft-com:office:office" xmlns:oel="http://schemas.microsoft.com/office/2019/extlst" xmlns:r="http://schemas.openxmlformats.org/officeDocument/2006/relationships" xmlns:m="http://schemas.openxmlformats.org/officeDocument/2006/math" xmlns:v="urn:schemas-microsoft-com:vml" xmlns:wp14="http://schemas.microsoft.com/office/word/2010/wordprocessingDrawing" xmlns:wp="http://schemas.openxmlformats.org/drawingml/2006/wordprocessingDrawing" xmlns:w10="urn:schemas-microsoft-com:office:word" xmlns:w="http://schemas.openxmlformats.org/wordprocessingml/2006/main" xmlns:w14="http://schemas.microsoft.com/office/word/2010/wordml" xmlns:w15="http://schemas.microsoft.com/office/word/2012/wordml" xmlns:w16cex="http://schemas.microsoft.com/office/word/2018/wordml/cex" xmlns:w16cid="http://schemas.microsoft.com/office/word/2016/wordml/cid" xmlns:w16="http://schemas.microsoft.com/office/word/2018/wordml" xmlns:w16sdtdh="http://schemas.microsoft.com/office/word/2020/wordml/sdtdatahash" xmlns:w16se="http://schemas.microsoft.com/office/word/2015/wordml/symex" xmlns:wpg="http://schemas.microsoft.com/office/word/2010/wordprocessingGroup" xmlns:wpi="http://schemas.microsoft.com/office/word/2010/wordprocessingInk" xmlns:wne="http://schemas.microsoft.com/office/word/2006/wordml" xmlns:wps="http://schemas.microsoft.com/office/word/2010/wordprocessingShape" mc:Ignorable="w14 w15 w16se w16cid w16 w16cex w16sdtdh wp14">
   <w:p>
     <w:pPr>
       <w:pStyle w:val="Encabezado"/>
@@ -11241,7 +11475,7 @@
 </file>
 
 <file path=word/numbering.xml><?xml version="1.0" encoding="utf-8"?>
-<w:numbering xmlns:wpc="http://schemas.microsoft.com/office/word/2010/wordprocessingCanvas" xmlns:cx="http://schemas.microsoft.com/office/drawing/2014/chartex" xmlns:cx1="http://schemas.microsoft.com/office/drawing/2015/9/8/chartex" xmlns:cx2="http://schemas.microsoft.com/office/drawing/2015/10/21/chartex" xmlns:cx3="http://schemas.microsoft.com/office/drawing/2016/5/9/chartex" xmlns:cx4="http://schemas.microsoft.com/office/drawing/2016/5/10/chartex" xmlns:cx5="http://schemas.microsoft.com/office/drawing/2016/5/11/chartex" xmlns:cx6="http://schemas.microsoft.com/office/drawing/2016/5/12/chartex" xmlns:cx7="http://schemas.microsoft.com/office/drawing/2016/5/13/chartex" xmlns:cx8="http://schemas.microsoft.com/office/drawing/2016/5/14/chartex" xmlns:mc="http://schemas.openxmlformats.org/markup-compatibility/2006" xmlns:aink="http://schemas.microsoft.com/office/drawing/2016/ink" xmlns:am3d="http://schemas.microsoft.com/office/drawing/2017/model3d" xmlns:o="urn:schemas-microsoft-com:office:office" xmlns:oel="http://schemas.microsoft.com/office/2019/extlst" xmlns:r="http://schemas.openxmlformats.org/officeDocument/2006/relationships" xmlns:m="http://schemas.openxmlformats.org/officeDocument/2006/math" xmlns:v="urn:schemas-microsoft-com:vml" xmlns:wp14="http://schemas.microsoft.com/office/word/2010/wordprocessingDrawing" xmlns:wp="http://schemas.openxmlformats.org/drawingml/2006/wordprocessingDrawing" xmlns:w10="urn:schemas-microsoft-com:office:word" xmlns:w="http://schemas.openxmlformats.org/wordprocessingml/2006/main" xmlns:w14="http://schemas.microsoft.com/office/word/2010/wordml" xmlns:w15="http://schemas.microsoft.com/office/word/2012/wordml" xmlns:w16cex="http://schemas.microsoft.com/office/word/2018/wordml/cex" xmlns:w16cid="http://schemas.microsoft.com/office/word/2016/wordml/cid" xmlns:w16="http://schemas.microsoft.com/office/word/2018/wordml" xmlns:w16du="http://schemas.microsoft.com/office/word/2023/wordml/word16du" xmlns:w16sdtdh="http://schemas.microsoft.com/office/word/2020/wordml/sdtdatahash" xmlns:w16sdtfl="http://schemas.microsoft.com/office/word/2024/wordml/sdtformatlock" xmlns:w16se="http://schemas.microsoft.com/office/word/2015/wordml/symex" xmlns:wpg="http://schemas.microsoft.com/office/word/2010/wordprocessingGroup" xmlns:wpi="http://schemas.microsoft.com/office/word/2010/wordprocessingInk" xmlns:wne="http://schemas.microsoft.com/office/word/2006/wordml" xmlns:wps="http://schemas.microsoft.com/office/word/2010/wordprocessingShape" mc:Ignorable="w14 w15 w16se w16cid w16 w16cex w16sdtdh w16sdtfl w16du wp14">
+<w:numbering xmlns:wpc="http://schemas.microsoft.com/office/word/2010/wordprocessingCanvas" xmlns:cx="http://schemas.microsoft.com/office/drawing/2014/chartex" xmlns:cx1="http://schemas.microsoft.com/office/drawing/2015/9/8/chartex" xmlns:cx2="http://schemas.microsoft.com/office/drawing/2015/10/21/chartex" xmlns:cx3="http://schemas.microsoft.com/office/drawing/2016/5/9/chartex" xmlns:cx4="http://schemas.microsoft.com/office/drawing/2016/5/10/chartex" xmlns:cx5="http://schemas.microsoft.com/office/drawing/2016/5/11/chartex" xmlns:cx6="http://schemas.microsoft.com/office/drawing/2016/5/12/chartex" xmlns:cx7="http://schemas.microsoft.com/office/drawing/2016/5/13/chartex" xmlns:cx8="http://schemas.microsoft.com/office/drawing/2016/5/14/chartex" xmlns:mc="http://schemas.openxmlformats.org/markup-compatibility/2006" xmlns:aink="http://schemas.microsoft.com/office/drawing/2016/ink" xmlns:am3d="http://schemas.microsoft.com/office/drawing/2017/model3d" xmlns:o="urn:schemas-microsoft-com:office:office" xmlns:oel="http://schemas.microsoft.com/office/2019/extlst" xmlns:r="http://schemas.openxmlformats.org/officeDocument/2006/relationships" xmlns:m="http://schemas.openxmlformats.org/officeDocument/2006/math" xmlns:v="urn:schemas-microsoft-com:vml" xmlns:wp14="http://schemas.microsoft.com/office/word/2010/wordprocessingDrawing" xmlns:wp="http://schemas.openxmlformats.org/drawingml/2006/wordprocessingDrawing" xmlns:w10="urn:schemas-microsoft-com:office:word" xmlns:w="http://schemas.openxmlformats.org/wordprocessingml/2006/main" xmlns:w14="http://schemas.microsoft.com/office/word/2010/wordml" xmlns:w15="http://schemas.microsoft.com/office/word/2012/wordml" xmlns:w16cex="http://schemas.microsoft.com/office/word/2018/wordml/cex" xmlns:w16cid="http://schemas.microsoft.com/office/word/2016/wordml/cid" xmlns:w16="http://schemas.microsoft.com/office/word/2018/wordml" xmlns:w16sdtdh="http://schemas.microsoft.com/office/word/2020/wordml/sdtdatahash" xmlns:w16se="http://schemas.microsoft.com/office/word/2015/wordml/symex" xmlns:wpg="http://schemas.microsoft.com/office/word/2010/wordprocessingGroup" xmlns:wpi="http://schemas.microsoft.com/office/word/2010/wordprocessingInk" xmlns:wne="http://schemas.microsoft.com/office/word/2006/wordml" xmlns:wps="http://schemas.microsoft.com/office/word/2010/wordprocessingShape" mc:Ignorable="w14 w15 w16se w16cid w16 w16cex w16sdtdh wp14">
   <w:abstractNum w:abstractNumId="0" w15:restartNumberingAfterBreak="0">
     <w:nsid w:val="5CB2602C"/>
     <w:multiLevelType w:val="hybridMultilevel"/>
@@ -11486,7 +11720,7 @@
 </file>
 
 <file path=word/styles.xml><?xml version="1.0" encoding="utf-8"?>
-<w:styles xmlns:mc="http://schemas.openxmlformats.org/markup-compatibility/2006" xmlns:r="http://schemas.openxmlformats.org/officeDocument/2006/relationships" xmlns:w="http://schemas.openxmlformats.org/wordprocessingml/2006/main" xmlns:w14="http://schemas.microsoft.com/office/word/2010/wordml" xmlns:w15="http://schemas.microsoft.com/office/word/2012/wordml" xmlns:w16cex="http://schemas.microsoft.com/office/word/2018/wordml/cex" xmlns:w16cid="http://schemas.microsoft.com/office/word/2016/wordml/cid" xmlns:w16="http://schemas.microsoft.com/office/word/2018/wordml" xmlns:w16du="http://schemas.microsoft.com/office/word/2023/wordml/word16du" xmlns:w16sdtdh="http://schemas.microsoft.com/office/word/2020/wordml/sdtdatahash" xmlns:w16sdtfl="http://schemas.microsoft.com/office/word/2024/wordml/sdtformatlock" xmlns:w16se="http://schemas.microsoft.com/office/word/2015/wordml/symex" mc:Ignorable="w14 w15 w16se w16cid w16 w16cex w16sdtdh w16sdtfl w16du">
+<w:styles xmlns:mc="http://schemas.openxmlformats.org/markup-compatibility/2006" xmlns:r="http://schemas.openxmlformats.org/officeDocument/2006/relationships" xmlns:w="http://schemas.openxmlformats.org/wordprocessingml/2006/main" xmlns:w14="http://schemas.microsoft.com/office/word/2010/wordml" xmlns:w15="http://schemas.microsoft.com/office/word/2012/wordml" xmlns:w16cex="http://schemas.microsoft.com/office/word/2018/wordml/cex" xmlns:w16cid="http://schemas.microsoft.com/office/word/2016/wordml/cid" xmlns:w16="http://schemas.microsoft.com/office/word/2018/wordml" xmlns:w16sdtdh="http://schemas.microsoft.com/office/word/2020/wordml/sdtdatahash" xmlns:w16se="http://schemas.microsoft.com/office/word/2015/wordml/symex" mc:Ignorable="w14 w15 w16se w16cid w16 w16cex w16sdtdh">
   <w:docDefaults>
     <w:rPrDefault>
       <w:rPr>
